--- a/integration_practical.docx
+++ b/integration_practical.docx
@@ -59,78 +59,34 @@
       </w:r>
     </w:p>
     <w:p>
-      <w:r>
-        <w:fldChar w:fldCharType="begin"/>
-      </w:r>
-      <w:r>
-        <w:instrText>HYPERLINK "</w:instrText>
-      </w:r>
-      <w:r>
-        <w:instrText>https://www.nature.com/articles/s42003-024-07315-x</w:instrText>
-      </w:r>
-      <w:r>
-        <w:instrText>"</w:instrText>
-      </w:r>
-      <w:r>
-        <w:fldChar w:fldCharType="separate"/>
-      </w:r>
-      <w:r>
-        <w:rPr>
-          <w:rStyle w:val="Hyperlink"/>
-        </w:rPr>
-        <w:t>https://www.n</w:t>
-      </w:r>
-      <w:r>
-        <w:rPr>
-          <w:rStyle w:val="Hyperlink"/>
-        </w:rPr>
-        <w:t>a</w:t>
-      </w:r>
-      <w:r>
-        <w:rPr>
-          <w:rStyle w:val="Hyperlink"/>
-        </w:rPr>
-        <w:t>ture.com/articles/s42003-024-07315-x</w:t>
-      </w:r>
-      <w:r>
-        <w:fldChar w:fldCharType="end"/>
-      </w:r>
+      <w:hyperlink r:id="rId5" w:history="1">
+        <w:r>
+          <w:rPr>
+            <w:rStyle w:val="Hyperlink"/>
+          </w:rPr>
+          <w:t>https://www.nature.com/articles/s42003-024-07315-x</w:t>
+        </w:r>
+      </w:hyperlink>
     </w:p>
     <w:p/>
     <w:p>
       <w:r>
         <w:t xml:space="preserve"> Mouse data </w:t>
       </w:r>
-      <w:r>
-        <w:fldChar w:fldCharType="begin"/>
-      </w:r>
-      <w:r>
-        <w:instrText>HYPERLINK "</w:instrText>
-      </w:r>
-      <w:r>
-        <w:instrText>https://cellxgene.cziscience.com/collections/24e324a1-b42d-4438-9bb5-cf5233fa90b0</w:instrText>
-      </w:r>
-      <w:r>
-        <w:instrText>"</w:instrText>
-      </w:r>
-      <w:r>
-        <w:fldChar w:fldCharType="separate"/>
-      </w:r>
-      <w:r>
-        <w:rPr>
-          <w:rStyle w:val="Hyperlink"/>
-        </w:rPr>
-        <w:t>https://cellxgene.cziscience.com/collections/24e324a1-b42d-4438-9bb5-cf5233fa90b0</w:t>
-      </w:r>
-      <w:r>
-        <w:fldChar w:fldCharType="end"/>
-      </w:r>
+      <w:hyperlink r:id="rId6" w:history="1">
+        <w:r>
+          <w:rPr>
+            <w:rStyle w:val="Hyperlink"/>
+          </w:rPr>
+          <w:t>https://cellxgene.cziscience.com/collections/24e324a1-b42d-4438-9bb5-cf5233fa90b0</w:t>
+        </w:r>
+      </w:hyperlink>
     </w:p>
     <w:p>
       <w:r>
         <w:t xml:space="preserve">Zebrafish data </w:t>
       </w:r>
-      <w:hyperlink r:id="rId5" w:history="1">
+      <w:hyperlink r:id="rId7" w:history="1">
         <w:r>
           <w:rPr>
             <w:rStyle w:val="Hyperlink"/>
@@ -139,48 +95,30 @@
         </w:r>
       </w:hyperlink>
     </w:p>
+    <w:p>
+      <w:r>
+        <w:t xml:space="preserve">Zebrafish reference data </w:t>
+      </w:r>
+      <w:hyperlink r:id="rId8" w:history="1">
+        <w:r>
+          <w:rPr>
+            <w:rStyle w:val="Hyperlink"/>
+          </w:rPr>
+          <w:t>https://ndownloader.figshare.com/files/39951073</w:t>
+        </w:r>
+      </w:hyperlink>
+    </w:p>
     <w:p/>
-    <w:p/>
-    <w:p>
-      <w:r>
-        <w:t>M</w:t>
-      </w:r>
-      <w:r>
-        <w:t xml:space="preserve">ammalian </w:t>
-      </w:r>
-      <w:r>
-        <w:t>cardiac tissue</w:t>
+    <w:p>
+      <w:r>
+        <w:t xml:space="preserve">Mammalian cardiac tissue has limited regenerative capacity after injury. It typically undergoes inflammation, tissue remodelling and fibrotic scar formation rather than complete regeneration of functional heart tissue. However, in zebrafish, damaged heart tissue can </w:t>
+      </w:r>
+      <w:r>
+        <w:t xml:space="preserve">regenerate and restore healthy heart structure and function  </w:t>
       </w:r>
       <w:r>
         <w:t xml:space="preserve"> </w:t>
       </w:r>
-      <w:r>
-        <w:t>has</w:t>
-      </w:r>
-      <w:r>
-        <w:t xml:space="preserve"> limited regenerative capacity after injury</w:t>
-      </w:r>
-      <w:r>
-        <w:t xml:space="preserve">. It </w:t>
-      </w:r>
-      <w:r>
-        <w:t>typically undergoes inflammation, tissue remodelling and fibrotic scar formation rather than complete regeneration of functional heart tissue.</w:t>
-      </w:r>
-      <w:r>
-        <w:t xml:space="preserve"> However, in zebrafish, </w:t>
-      </w:r>
-      <w:r>
-        <w:t>damaged heart tissue</w:t>
-      </w:r>
-      <w:r>
-        <w:t xml:space="preserve"> can </w:t>
-      </w:r>
-      <w:r>
-        <w:t xml:space="preserve">regenerate and restore healthy heart structure and function  </w:t>
-      </w:r>
-      <w:r>
-        <w:t xml:space="preserve"> </w:t>
-      </w:r>
     </w:p>
     <w:p>
       <w:r>
@@ -192,10 +130,7 @@
     </w:p>
     <w:p>
       <w:r>
-        <w:t>M</w:t>
-      </w:r>
-      <w:r>
-        <w:t>ouse and zebrafish single-cell datasets differ in several important ways:</w:t>
+        <w:t>Mouse and zebrafish single-cell datasets differ in several important ways:</w:t>
       </w:r>
     </w:p>
     <w:p>
@@ -225,13 +160,7 @@
         </w:numPr>
       </w:pPr>
       <w:r>
-        <w:t>Different species</w:t>
-      </w:r>
-      <w:r>
-        <w:t xml:space="preserve"> with different </w:t>
-      </w:r>
-      <w:r>
-        <w:t>evolutionary relationships between genes.</w:t>
+        <w:t>Different species with different evolutionary relationships between genes.</w:t>
       </w:r>
     </w:p>
     <w:p>
@@ -263,10 +192,7 @@
         <w:t>In this practical, integration is used to help align biologically comparable cell populations between mouse and zebrafish while preserving meaningful species-specific and injury-specific differences</w:t>
       </w:r>
       <w:r>
-        <w:t xml:space="preserve"> to understand </w:t>
-      </w:r>
-      <w:r>
-        <w:t>why zebrafish regenerate while mouse hearts scar</w:t>
+        <w:t xml:space="preserve"> to understand why zebrafish regenerate while mouse hearts scar</w:t>
       </w:r>
     </w:p>
     <w:p/>
@@ -355,7 +281,7 @@
         <w:pStyle w:val="ListParagraph"/>
         <w:ind w:left="1080"/>
       </w:pPr>
-      <w:hyperlink r:id="rId6" w:history="1">
+      <w:hyperlink r:id="rId9" w:history="1">
         <w:r>
           <w:rPr>
             <w:rStyle w:val="Hyperlink"/>
@@ -391,7 +317,7 @@
       <w:r>
         <w:t xml:space="preserve">  </w:t>
       </w:r>
-      <w:hyperlink r:id="rId7" w:history="1">
+      <w:hyperlink r:id="rId10" w:history="1">
         <w:r>
           <w:rPr>
             <w:rStyle w:val="Hyperlink"/>
@@ -1737,10 +1663,7 @@
         <w:t>, select the kernel</w:t>
       </w:r>
       <w:r>
-        <w:t xml:space="preserve"> </w:t>
-      </w:r>
-      <w:r>
-        <w:t xml:space="preserve">Python </w:t>
+        <w:t xml:space="preserve"> Python </w:t>
       </w:r>
       <w:proofErr w:type="gramStart"/>
       <w:r>

--- a/integration_practical.docx
+++ b/integration_practical.docx
@@ -1382,6 +1382,70 @@
           <w:lang w:eastAsia="en-GB"/>
           <w14:ligatures w14:val="none"/>
         </w:rPr>
+        <w:t># integration benchmarking</w:t>
+      </w:r>
+    </w:p>
+    <w:p>
+      <w:pPr>
+        <w:pStyle w:val="ListParagraph"/>
+        <w:ind w:left="1080"/>
+        <w:rPr>
+          <w:rFonts w:ascii="Courier New" w:eastAsia="Times New Roman" w:hAnsi="Courier New" w:cs="Courier New"/>
+          <w:kern w:val="0"/>
+          <w:sz w:val="20"/>
+          <w:szCs w:val="20"/>
+          <w:lang w:eastAsia="en-GB"/>
+          <w14:ligatures w14:val="none"/>
+        </w:rPr>
+      </w:pPr>
+      <w:r>
+        <w:rPr>
+          <w:rFonts w:ascii="Courier New" w:eastAsia="Times New Roman" w:hAnsi="Courier New" w:cs="Courier New"/>
+          <w:kern w:val="0"/>
+          <w:sz w:val="20"/>
+          <w:szCs w:val="20"/>
+          <w:lang w:eastAsia="en-GB"/>
+          <w14:ligatures w14:val="none"/>
+        </w:rPr>
+        <w:t>pip install scib-metrics</w:t>
+      </w:r>
+    </w:p>
+    <w:p>
+      <w:pPr>
+        <w:pStyle w:val="ListParagraph"/>
+        <w:ind w:left="1080"/>
+        <w:rPr>
+          <w:rFonts w:ascii="Courier New" w:eastAsia="Times New Roman" w:hAnsi="Courier New" w:cs="Courier New"/>
+          <w:kern w:val="0"/>
+          <w:sz w:val="20"/>
+          <w:szCs w:val="20"/>
+          <w:lang w:eastAsia="en-GB"/>
+          <w14:ligatures w14:val="none"/>
+        </w:rPr>
+      </w:pPr>
+    </w:p>
+    <w:p>
+      <w:pPr>
+        <w:pStyle w:val="ListParagraph"/>
+        <w:ind w:left="1080"/>
+        <w:rPr>
+          <w:rFonts w:ascii="Courier New" w:eastAsia="Times New Roman" w:hAnsi="Courier New" w:cs="Courier New"/>
+          <w:kern w:val="0"/>
+          <w:sz w:val="20"/>
+          <w:szCs w:val="20"/>
+          <w:lang w:eastAsia="en-GB"/>
+          <w14:ligatures w14:val="none"/>
+        </w:rPr>
+      </w:pPr>
+      <w:r>
+        <w:rPr>
+          <w:rFonts w:ascii="Courier New" w:eastAsia="Times New Roman" w:hAnsi="Courier New" w:cs="Courier New"/>
+          <w:kern w:val="0"/>
+          <w:sz w:val="20"/>
+          <w:szCs w:val="20"/>
+          <w:lang w:eastAsia="en-GB"/>
+          <w14:ligatures w14:val="none"/>
+        </w:rPr>
         <w:t xml:space="preserve"># </w:t>
       </w:r>
       <w:r>
@@ -1649,6 +1713,7 @@
         <w:ind w:left="360"/>
       </w:pPr>
       <w:r>
+        <w:lastRenderedPageBreak/>
         <w:t>I</w:t>
       </w:r>
       <w:r>

--- a/integration_practical.docx
+++ b/integration_practical.docx
@@ -1407,7 +1407,53 @@
           <w:lang w:eastAsia="en-GB"/>
           <w14:ligatures w14:val="none"/>
         </w:rPr>
-        <w:t>pip install scib-metrics</w:t>
+        <w:t xml:space="preserve">pip install </w:t>
+      </w:r>
+      <w:proofErr w:type="spellStart"/>
+      <w:r>
+        <w:rPr>
+          <w:rFonts w:ascii="Courier New" w:eastAsia="Times New Roman" w:hAnsi="Courier New" w:cs="Courier New"/>
+          <w:kern w:val="0"/>
+          <w:sz w:val="20"/>
+          <w:szCs w:val="20"/>
+          <w:lang w:eastAsia="en-GB"/>
+          <w14:ligatures w14:val="none"/>
+        </w:rPr>
+        <w:t>scib</w:t>
+      </w:r>
+      <w:proofErr w:type="spellEnd"/>
+      <w:r>
+        <w:rPr>
+          <w:rFonts w:ascii="Courier New" w:eastAsia="Times New Roman" w:hAnsi="Courier New" w:cs="Courier New"/>
+          <w:kern w:val="0"/>
+          <w:sz w:val="20"/>
+          <w:szCs w:val="20"/>
+          <w:lang w:eastAsia="en-GB"/>
+          <w14:ligatures w14:val="none"/>
+        </w:rPr>
+        <w:t>-metrics</w:t>
+      </w:r>
+      <w:r>
+        <w:rPr>
+          <w:rFonts w:ascii="Courier New" w:eastAsia="Times New Roman" w:hAnsi="Courier New" w:cs="Courier New"/>
+          <w:kern w:val="0"/>
+          <w:sz w:val="20"/>
+          <w:szCs w:val="20"/>
+          <w:lang w:eastAsia="en-GB"/>
+          <w14:ligatures w14:val="none"/>
+        </w:rPr>
+        <w:t xml:space="preserve"> </w:t>
+      </w:r>
+      <w:r>
+        <w:rPr>
+          <w:rFonts w:ascii="Courier New" w:eastAsia="Times New Roman" w:hAnsi="Courier New" w:cs="Courier New"/>
+          <w:kern w:val="0"/>
+          <w:sz w:val="20"/>
+          <w:szCs w:val="20"/>
+          <w:lang w:eastAsia="en-GB"/>
+          <w14:ligatures w14:val="none"/>
+        </w:rPr>
+        <w:t>pydeseq2</w:t>
       </w:r>
     </w:p>
     <w:p>

--- a/integration_practical.docx
+++ b/integration_practical.docx
@@ -1483,6 +1483,69 @@
           <w14:ligatures w14:val="none"/>
         </w:rPr>
       </w:pPr>
+      <w:proofErr w:type="spellStart"/>
+      <w:r>
+        <w:rPr>
+          <w:rFonts w:ascii="Courier New" w:eastAsia="Times New Roman" w:hAnsi="Courier New" w:cs="Courier New"/>
+          <w:kern w:val="0"/>
+          <w:sz w:val="20"/>
+          <w:szCs w:val="20"/>
+          <w:lang w:eastAsia="en-GB"/>
+          <w14:ligatures w14:val="none"/>
+        </w:rPr>
+        <w:t>conda</w:t>
+      </w:r>
+      <w:proofErr w:type="spellEnd"/>
+      <w:r>
+        <w:rPr>
+          <w:rFonts w:ascii="Courier New" w:eastAsia="Times New Roman" w:hAnsi="Courier New" w:cs="Courier New"/>
+          <w:kern w:val="0"/>
+          <w:sz w:val="20"/>
+          <w:szCs w:val="20"/>
+          <w:lang w:eastAsia="en-GB"/>
+          <w14:ligatures w14:val="none"/>
+        </w:rPr>
+        <w:t xml:space="preserve"> activate </w:t>
+      </w:r>
+      <w:r>
+        <w:rPr>
+          <w:rFonts w:ascii="Courier New" w:eastAsia="Times New Roman" w:hAnsi="Courier New" w:cs="Courier New"/>
+          <w:kern w:val="0"/>
+          <w:sz w:val="20"/>
+          <w:szCs w:val="20"/>
+          <w:lang w:eastAsia="en-GB"/>
+          <w14:ligatures w14:val="none"/>
+        </w:rPr>
+        <w:t>cardiac-integration</w:t>
+      </w:r>
+    </w:p>
+    <w:p>
+      <w:pPr>
+        <w:pStyle w:val="ListParagraph"/>
+        <w:ind w:left="1080"/>
+        <w:rPr>
+          <w:rFonts w:ascii="Courier New" w:eastAsia="Times New Roman" w:hAnsi="Courier New" w:cs="Courier New"/>
+          <w:kern w:val="0"/>
+          <w:sz w:val="20"/>
+          <w:szCs w:val="20"/>
+          <w:lang w:eastAsia="en-GB"/>
+          <w14:ligatures w14:val="none"/>
+        </w:rPr>
+      </w:pPr>
+    </w:p>
+    <w:p>
+      <w:pPr>
+        <w:pStyle w:val="ListParagraph"/>
+        <w:ind w:left="1080"/>
+        <w:rPr>
+          <w:rFonts w:ascii="Courier New" w:eastAsia="Times New Roman" w:hAnsi="Courier New" w:cs="Courier New"/>
+          <w:kern w:val="0"/>
+          <w:sz w:val="20"/>
+          <w:szCs w:val="20"/>
+          <w:lang w:eastAsia="en-GB"/>
+          <w14:ligatures w14:val="none"/>
+        </w:rPr>
+      </w:pPr>
       <w:r>
         <w:rPr>
           <w:rFonts w:ascii="Courier New" w:eastAsia="Times New Roman" w:hAnsi="Courier New" w:cs="Courier New"/>
@@ -1720,6 +1783,7 @@
           <w:lang w:eastAsia="en-GB"/>
           <w14:ligatures w14:val="none"/>
         </w:rPr>
+        <w:lastRenderedPageBreak/>
         <w:t>jupyter</w:t>
       </w:r>
       <w:proofErr w:type="spellEnd"/>
@@ -1759,7 +1823,6 @@
         <w:ind w:left="360"/>
       </w:pPr>
       <w:r>
-        <w:lastRenderedPageBreak/>
         <w:t>I</w:t>
       </w:r>
       <w:r>
